--- a/熊猫成仙，从青竹山开始/第一卷 龙蛇起陆/第048章 册子上只有十三个名字.docx
+++ b/熊猫成仙，从青竹山开始/第一卷 龙蛇起陆/第048章 册子上只有十三个名字.docx
@@ -103,6 +103,20 @@
           <w:sz w:val="27"/>
           <w:szCs w:val="27"/>
         </w:rPr>
+        <w:t xml:space="preserve">上辈子园里也点名，一天两回，点完在板上画勾。少一个，全园停工找。这儿点名是反的，点的不是来了几个，是没回来几个。</w:t>
+      </w:r>
+    </w:p>
+    <w:p>
+      <w:pPr>
+        <w:spacing w:line="468" w:lineRule="auto" w:after="149"/>
+        <w:ind w:firstLineChars="200" w:firstLine="540"/>
+      </w:pPr>
+      <w:r>
+        <w:rPr>
+          <w:rFonts w:ascii="Times New Roman" w:hAnsi="Times New Roman" w:eastAsia="宋体" w:cs="Times New Roman"/>
+          <w:sz w:val="27"/>
+          <w:szCs w:val="27"/>
+        </w:rPr>
         <w:t xml:space="preserve">吴管事那天说的那句话，竹长庚记着：陈家这次一个不上去，因为上去的人得能自己走下来。</w:t>
       </w:r>
     </w:p>
@@ -243,7 +257,35 @@
           <w:sz w:val="27"/>
           <w:szCs w:val="27"/>
         </w:rPr>
-        <w:t xml:space="preserve">竹长庚站在院当中，没动。</w:t>
+        <w:t xml:space="preserve">“他还说了一句。”李承平说，“他说家里要是缺人手，他跟东家告三天假。”</w:t>
+      </w:r>
+    </w:p>
+    <w:p>
+      <w:pPr>
+        <w:spacing w:line="468" w:lineRule="auto" w:after="149"/>
+        <w:ind w:firstLineChars="200" w:firstLine="540"/>
+      </w:pPr>
+      <w:r>
+        <w:rPr>
+          <w:rFonts w:ascii="Times New Roman" w:hAnsi="Times New Roman" w:eastAsia="宋体" w:cs="Times New Roman"/>
+          <w:sz w:val="27"/>
+          <w:szCs w:val="27"/>
+        </w:rPr>
+        <w:t xml:space="preserve">院里没有人说话。灶上的锅开了，柳禾伸手把盖子掀开一半，又盖上。</w:t>
+      </w:r>
+    </w:p>
+    <w:p>
+      <w:pPr>
+        <w:spacing w:line="468" w:lineRule="auto" w:after="149"/>
+        <w:ind w:firstLineChars="200" w:firstLine="540"/>
+      </w:pPr>
+      <w:r>
+        <w:rPr>
+          <w:rFonts w:ascii="Times New Roman" w:hAnsi="Times New Roman" w:eastAsia="宋体" w:cs="Times New Roman"/>
+          <w:sz w:val="27"/>
+          <w:szCs w:val="27"/>
+        </w:rPr>
+        <w:t xml:space="preserve">“你回去告诉他。”竹长庚说，“不缺。”</w:t>
       </w:r>
     </w:p>
     <w:p>
